--- a/Spotlight-Speaker-Notes.docx
+++ b/Spotlight-Speaker-Notes.docx
@@ -481,6 +481,19 @@
     </w:p>
     <w:p>
       <w:pPr>
+        <w:spacing w:after="220" w:line="360"/>
+      </w:pPr>
+      <w:r>
+        <w:rPr>
+          <w:color w:val="1A1A1A"/>
+          <w:sz w:val="32"/>
+          <w:szCs w:val="32"/>
+        </w:rPr>
+        <w:t xml:space="preserve">Now — I did all of that with Copilot, as a one-time clean. In a second I'll tell you when you'd actually want to do this a different way.</w:t>
+      </w:r>
+    </w:p>
+    <w:p>
+      <w:pPr>
         <w:pBdr>
           <w:bottom w:val="single" w:color="DDDDDD" w:sz="6" w:space="6"/>
         </w:pBdr>
@@ -495,7 +508,7 @@
           <w:sz w:val="30"/>
           <w:szCs w:val="30"/>
         </w:rPr>
-        <w:t xml:space="preserve">Slide 4 — From mess to summary</w:t>
+        <w:t xml:space="preserve">Slide 4 — Copilot or Power Query?</w:t>
       </w:r>
     </w:p>
     <w:p>
@@ -510,59 +523,59 @@
           <w:sz w:val="20"/>
           <w:szCs w:val="20"/>
         </w:rPr>
-        <w:t xml:space="preserve">[ Flip back to the original mess for one beat, then to the clean summary. ]</w:t>
-      </w:r>
-    </w:p>
-    <w:p>
-      <w:pPr>
-        <w:spacing w:after="220" w:line="360"/>
-      </w:pPr>
-      <w:r>
-        <w:rPr>
-          <w:color w:val="1A1A1A"/>
-          <w:sz w:val="32"/>
-          <w:szCs w:val="32"/>
-        </w:rPr>
-        <w:t xml:space="preserve">So that's the before. And that's the after. Ninety seconds of actual work.</w:t>
-      </w:r>
-    </w:p>
-    <w:p>
-      <w:pPr>
-        <w:spacing w:after="220" w:line="360"/>
-      </w:pPr>
-      <w:r>
-        <w:rPr>
-          <w:color w:val="1A1A1A"/>
-          <w:sz w:val="32"/>
-          <w:szCs w:val="32"/>
-        </w:rPr>
-        <w:t xml:space="preserve">Now, one thing I really want to flag, because it's the heart of how I teach. I used Copilot here because this data was already shaped like rows and columns — it just had dirt in the cells.</w:t>
-      </w:r>
-    </w:p>
-    <w:p>
-      <w:pPr>
-        <w:spacing w:after="220" w:line="360"/>
-      </w:pPr>
-      <w:r>
-        <w:rPr>
-          <w:color w:val="1A1A1A"/>
-          <w:sz w:val="32"/>
-          <w:szCs w:val="32"/>
-        </w:rPr>
-        <w:t xml:space="preserve">If this file had shown up with the columns split wrong, or three different reports stacked onto one sheet, that's not a Copilot job. That's Power Query.</w:t>
-      </w:r>
-    </w:p>
-    <w:p>
-      <w:pPr>
-        <w:spacing w:after="220" w:line="360"/>
-      </w:pPr>
-      <w:r>
-        <w:rPr>
-          <w:color w:val="1A1A1A"/>
-          <w:sz w:val="32"/>
-          <w:szCs w:val="32"/>
-        </w:rPr>
-        <w:t xml:space="preserve">Knowing which tool fits which mess — that is the difference between fighting your data all afternoon and finishing early. And that judgment is most of what the full course is about.</w:t>
+        <w:t xml:space="preserve">[ Flip back to the mess for one beat, then to the clean summary. ]</w:t>
+      </w:r>
+    </w:p>
+    <w:p>
+      <w:pPr>
+        <w:spacing w:after="220" w:line="360"/>
+      </w:pPr>
+      <w:r>
+        <w:rPr>
+          <w:color w:val="1A1A1A"/>
+          <w:sz w:val="32"/>
+          <w:szCs w:val="32"/>
+        </w:rPr>
+        <w:t xml:space="preserve">So that's the before, and that's the after — ninety seconds of work. But let me be straight with you about what just happened, because it's really the whole point.</w:t>
+      </w:r>
+    </w:p>
+    <w:p>
+      <w:pPr>
+        <w:spacing w:after="220" w:line="360"/>
+      </w:pPr>
+      <w:r>
+        <w:rPr>
+          <w:color w:val="1A1A1A"/>
+          <w:sz w:val="32"/>
+          <w:szCs w:val="32"/>
+        </w:rPr>
+        <w:t xml:space="preserve">Most of what I just did is data cleaning. And if this is a one-time job — you clean it once and move on — then Copilot is exactly the right tool. It's fast, it's plain English, and you're done.</w:t>
+      </w:r>
+    </w:p>
+    <w:p>
+      <w:pPr>
+        <w:spacing w:after="220" w:line="360"/>
+      </w:pPr>
+      <w:r>
+        <w:rPr>
+          <w:color w:val="1A1A1A"/>
+          <w:sz w:val="32"/>
+          <w:szCs w:val="32"/>
+        </w:rPr>
+        <w:t xml:space="preserve">But if this is a report you rebuild every month, or one that somebody has to be able to audit, then honestly it belongs in Power Query. Power Query records every step you take, so the whole thing is reproducible and auditable — and it refreshes with a single click.</w:t>
+      </w:r>
+    </w:p>
+    <w:p>
+      <w:pPr>
+        <w:spacing w:after="220" w:line="360"/>
+      </w:pPr>
+      <w:r>
+        <w:rPr>
+          <w:color w:val="1A1A1A"/>
+          <w:sz w:val="32"/>
+          <w:szCs w:val="32"/>
+        </w:rPr>
+        <w:t xml:space="preserve">So here's the real rule. Copilot for one-offs and quick exploring. Power Query for anything repeatable, or anything that has to be audited. And knowing which situation you're in — that is most of what this course is about.</w:t>
       </w:r>
     </w:p>
     <w:p>
